--- a/manuscript/thesis_30.docx
+++ b/manuscript/thesis_30.docx
@@ -68,7 +68,7 @@
         <w:jc w:val="center"/>
       </w:pPr>
       <w:r>
-        <w:t>Mayıs 2026 — Sürüm 29</w:t>
+        <w:t>Mayıs 2026 — Sürüm 30</w:t>
       </w:r>
     </w:p>
     <w:p>
